--- a/public/gallery/examples/data-scientist/fr/resume.docx
+++ b/public/gallery/examples/data-scientist/fr/resume.docx
@@ -66,7 +66,7 @@
         </w:rPr>
         <w:t xml:space="preserve">📧 </w:t>
       </w:r>
-      <w:hyperlink w:history="1" r:id="rIdhiuehsaeifv2uyvh9cjtt">
+      <w:hyperlink w:history="1" r:id="rIdg6uudy_yo7z6u3k_dw9t7">
         <w:r>
           <w:rPr>
             <w:sz w:val="18"/>
@@ -89,7 +89,7 @@
         </w:rPr>
         <w:t xml:space="preserve">🔗 </w:t>
       </w:r>
-      <w:hyperlink w:history="1" r:id="rIddnuzz9vxyo5tf2a0-evjy">
+      <w:hyperlink w:history="1" r:id="rIdvf00v3shyiuq1x746vzhl">
         <w:r>
           <w:rPr>
             <w:sz w:val="18"/>
@@ -124,7 +124,7 @@
         <w:spacing w:after="200" w:line="276"/>
         <w:jc w:val="center"/>
       </w:pPr>
-      <w:hyperlink w:history="1" r:id="rIdaggxsltjlbjkthmxuoc-l">
+      <w:hyperlink w:history="1" r:id="rIdzvli7anzbsixgu7yx9oev">
         <w:r>
           <w:rPr>
             <w:sz w:val="18"/>
@@ -140,7 +140,7 @@
         </w:rPr>
         <w:t xml:space="preserve"> • </w:t>
       </w:r>
-      <w:hyperlink w:history="1" r:id="rIdatrdyk6isvaw9fksamnbb">
+      <w:hyperlink w:history="1" r:id="rIdvopuzw8yshaxazqqyt5dn">
         <w:r>
           <w:rPr>
             <w:sz w:val="18"/>
@@ -156,7 +156,7 @@
         </w:rPr>
         <w:t xml:space="preserve"> • </w:t>
       </w:r>
-      <w:hyperlink w:history="1" r:id="rIdzmwjn2ua5rk0hwnaqzhbp">
+      <w:hyperlink w:history="1" r:id="rIdxui4vk0-hj0ljcmxm5-pc">
         <w:r>
           <w:rPr>
             <w:sz w:val="18"/>
@@ -315,7 +315,7 @@
         </w:rPr>
         <w:t xml:space="preserve">	</w:t>
       </w:r>
-      <w:hyperlink w:history="1" r:id="rIdjbpcbu8jrchs3nbb7ye_h">
+      <w:hyperlink w:history="1" r:id="rIdzbnef5jz78swmbr7sxtl0">
         <w:r>
           <w:rPr>
             <w:sz w:val="18"/>
@@ -459,7 +459,7 @@
         </w:rPr>
         <w:t xml:space="preserve">	</w:t>
       </w:r>
-      <w:hyperlink w:history="1" r:id="rIdqg_xdhzpvmcioxkpyfqdz">
+      <w:hyperlink w:history="1" r:id="rId-m3aumakmgwxva-hf9j26">
         <w:r>
           <w:rPr>
             <w:sz w:val="18"/>
@@ -601,7 +601,7 @@
         </w:rPr>
         <w:t xml:space="preserve">	</w:t>
       </w:r>
-      <w:hyperlink w:history="1" r:id="rId8xym_z427upb9a1uer1n1">
+      <w:hyperlink w:history="1" r:id="rIdnu0zwnywtgq9wqsxfwruy">
         <w:r>
           <w:rPr>
             <w:sz w:val="18"/>
@@ -783,7 +783,7 @@
         </w:rPr>
         <w:t xml:space="preserve">	</w:t>
       </w:r>
-      <w:hyperlink w:history="1" r:id="rIdfjd-sfsl19livtcmcnlhh">
+      <w:hyperlink w:history="1" r:id="rIdcikxvpqyr7p6i_olgnodk">
         <w:r>
           <w:rPr>
             <w:sz w:val="18"/>
@@ -1270,7 +1270,7 @@
         </w:rPr>
         <w:t xml:space="preserve">	</w:t>
       </w:r>
-      <w:hyperlink w:history="1" r:id="rIdqpsfxg6-zhgysykiulhrm">
+      <w:hyperlink w:history="1" r:id="rIdlgishxjjveqwgzopxfrlz">
         <w:r>
           <w:rPr>
             <w:sz w:val="18"/>
@@ -1336,7 +1336,7 @@
         </w:rPr>
         <w:t xml:space="preserve">	</w:t>
       </w:r>
-      <w:hyperlink w:history="1" r:id="rIdtqa74ymio-ct671avq_yf">
+      <w:hyperlink w:history="1" r:id="rIdb3y3u6w1pmr93pn-82dug">
         <w:r>
           <w:rPr>
             <w:sz w:val="18"/>
@@ -1421,7 +1421,7 @@
         </w:rPr>
         <w:t xml:space="preserve">	</w:t>
       </w:r>
-      <w:hyperlink w:history="1" r:id="rIdgbaoiygbqecsuml38ebif">
+      <w:hyperlink w:history="1" r:id="rIdlqantizwkxrdz6zoqocco">
         <w:r>
           <w:rPr>
             <w:sz w:val="18"/>
@@ -1518,7 +1518,7 @@
         </w:rPr>
         <w:t xml:space="preserve">	</w:t>
       </w:r>
-      <w:hyperlink w:history="1" r:id="rIdk3-bq-g_lgi4ocqsu6im8">
+      <w:hyperlink w:history="1" r:id="rIdldoll2zstx2m0t3-aja2y">
         <w:r>
           <w:rPr>
             <w:sz w:val="18"/>
@@ -1662,7 +1662,7 @@
         </w:rPr>
         <w:t xml:space="preserve">	</w:t>
       </w:r>
-      <w:hyperlink w:history="1" r:id="rIdbny-5alnrwbwzl8kcxzu2">
+      <w:hyperlink w:history="1" r:id="rIds1cvsfda6qpmndviyu0kg">
         <w:r>
           <w:rPr>
             <w:sz w:val="18"/>
@@ -1907,7 +1907,7 @@
         </w:rPr>
         <w:t xml:space="preserve">	</w:t>
       </w:r>
-      <w:hyperlink w:history="1" r:id="rIdjqixnbwsiwzifpnffswj6">
+      <w:hyperlink w:history="1" r:id="rIdl8c_fnwm1gmh6jkga5apg">
         <w:r>
           <w:rPr>
             <w:sz w:val="18"/>
